--- a/Quanta, Actually - SERIES/QED Course/chapters/Lesson 02 Calculus and Differential Equations.docx
+++ b/Quanta, Actually - SERIES/QED Course/chapters/Lesson 02 Calculus and Differential Equations.docx
@@ -17,7 +17,7 @@
         <w:jc w:val="center"/>
       </w:pPr>
       <w:r>
-        <w:t>Lesson 2 of the Complete Quantum Electrodynamics Course</w:t>
+        <w:t>Lesson 2 of Quantum, Actually, Volume 2: A QED Course</w:t>
       </w:r>
     </w:p>
     <w:p>
@@ -81,6 +81,68 @@
       <w:r>
         <w:t>The treatment is operational. Proofs are sketched only where the idea behind the proof later becomes a calculational tool. Work every example by hand, because the manipulations here, differentiating exponentials, integrating by parts, expanding to first order, and transforming between position and momentum descriptions, are repeated hundreds of times in later lessons. A learner who has met single-variable calculus before should budget eight to twelve focused hours.</w:t>
       </w:r>
+    </w:p>
+    <w:tbl>
+      <w:tblPr>
+        <w:tblW w:type="auto" w:w="0"/>
+        <w:jc w:val="center"/>
+        <w:tblLayout w:type="fixed"/>
+        <w:tblLook w:firstColumn="1" w:firstRow="1" w:lastColumn="0" w:lastRow="0" w:noHBand="0" w:noVBand="1" w:val="04A0"/>
+        <w:tblBorders>
+          <w:top w:val="single" w:sz="8" w:color="7FA7CF"/>
+          <w:left w:val="single" w:sz="8" w:color="7FA7CF"/>
+          <w:bottom w:val="single" w:sz="8" w:color="7FA7CF"/>
+          <w:right w:val="single" w:sz="8" w:color="7FA7CF"/>
+        </w:tblBorders>
+      </w:tblPr>
+      <w:tblGrid>
+        <w:gridCol w:w="9392"/>
+      </w:tblGrid>
+      <w:tr>
+        <w:tc>
+          <w:tcPr>
+            <w:tcW w:type="dxa" w:w="9392"/>
+            <w:shd w:fill="F3F7FB"/>
+            <w:tcMar>
+              <w:top w:w="140" w:type="dxa"/>
+              <w:start w:w="140" w:type="dxa"/>
+              <w:bottom w:w="140" w:type="dxa"/>
+              <w:end w:w="140" w:type="dxa"/>
+            </w:tcMar>
+          </w:tcPr>
+          <w:p>
+            <w:r>
+              <w:rPr>
+                <w:b/>
+                <w:color w:val="1F4E78"/>
+              </w:rPr>
+              <w:t>Plain-language start</w:t>
+            </w:r>
+          </w:p>
+          <w:p>
+            <w:pPr>
+              <w:spacing w:after="60"/>
+            </w:pPr>
+            <w:r>
+              <w:t>This lesson is the calculus toolkit: derivatives say how fast something changes, integrals add up many small pieces, and differential equations say how a system changes from moment to moment. The one function to watch is the exponential: e</w:t>
+            </w:r>
+            <w:r>
+              <w:rPr>
+                <w:vertAlign w:val="superscript"/>
+              </w:rPr>
+              <w:t>−iωt</w:t>
+            </w:r>
+            <w:r>
+              <w:t xml:space="preserve"> is Prologue 4's turning arrow, and it is the solution of the simplest differential equation, 'the rate of change is proportional to the thing itself'.</w:t>
+            </w:r>
+          </w:p>
+        </w:tc>
+      </w:tr>
+    </w:tbl>
+    <w:p>
+      <w:pPr>
+        <w:spacing w:after="80"/>
+      </w:pPr>
     </w:p>
     <w:p>
       <w:pPr>
@@ -326,7 +388,16 @@
           </w:tcPr>
           <w:p>
             <w:r>
-              <w:t>Gradient operator with components (∂ₓ, ∂ᵧ, ∂_z)</w:t>
+              <w:t>Gradient operator with components (∂ₓ, ∂ᵧ, ∂</w:t>
+            </w:r>
+            <w:r>
+              <w:rPr>
+                <w:vertAlign w:val="subscript"/>
+              </w:rPr>
+              <w:t>z</w:t>
+            </w:r>
+            <w:r>
+              <w:t>)</w:t>
             </w:r>
           </w:p>
         </w:tc>
@@ -364,7 +435,16 @@
           </w:tcPr>
           <w:p>
             <w:r>
-              <w:t>Laplacian ∂ₓ² + ∂ᵧ² + ∂_z²</w:t>
+              <w:t>Laplacian ∂ₓ² + ∂ᵧ² + ∂</w:t>
+            </w:r>
+            <w:r>
+              <w:rPr>
+                <w:vertAlign w:val="subscript"/>
+              </w:rPr>
+              <w:t>z</w:t>
+            </w:r>
+            <w:r>
+              <w:t>²</w:t>
             </w:r>
           </w:p>
         </w:tc>
@@ -769,12 +849,30 @@
     </w:p>
     <w:p>
       <w:r>
-        <w:t>In the language of Lesson 1, e^(kx) is an eigenfunction of the derivative operator with eigenvalue k. This single fact explains why exponentials dominate physics: whenever an equation is linear with constant coefficients, an exponential trial solution converts calculus into algebra.</w:t>
+        <w:t>In the language of Lesson 1, e</w:t>
+      </w:r>
+      <w:r>
+        <w:rPr>
+          <w:vertAlign w:val="superscript"/>
+        </w:rPr>
+        <w:t>kx</w:t>
+      </w:r>
+      <w:r>
+        <w:t xml:space="preserve"> is an eigenfunction of the derivative operator with eigenvalue k. This single fact explains why exponentials dominate physics: whenever an equation is linear with constant coefficients, an exponential trial solution converts calculus into algebra.</w:t>
       </w:r>
     </w:p>
     <w:p>
       <w:r>
-        <w:t>With k = iω purely imaginary, the Euler formula of Lesson 1 gives e^(iωt) = cos ωt + i sin ωt. Differentiating an oscillation is therefore multiplication by iω: the amplitude is scaled by ω and the phase is advanced by a quarter turn. A second derivative multiplies by −ω².</w:t>
+        <w:t>With k = iω purely imaginary, the Euler formula of Lesson 1 gives e</w:t>
+      </w:r>
+      <w:r>
+        <w:rPr>
+          <w:vertAlign w:val="superscript"/>
+        </w:rPr>
+        <w:t>iωt</w:t>
+      </w:r>
+      <w:r>
+        <w:t xml:space="preserve"> = cos ωt + i sin ωt. Differentiating an oscillation is therefore multiplication by iω: the amplitude is scaled by ω and the phase is advanced by a quarter turn. A second derivative multiplies by −ω².</w:t>
       </w:r>
     </w:p>
     <w:p>
@@ -927,7 +1025,16 @@
     </w:p>
     <w:p>
       <w:r>
-        <w:t>Let φ(x, t) = e^(i(kx − ωt)), a plane wave moving in the positive x direction. By the chain rule, ∂φ/∂x = ik φ and ∂φ/∂t = −iω φ. The rule to memorize is that on a plane wave each space derivative produces a factor ik and each time derivative produces a factor −iω. In quantum mechanics these factors become momentum and energy, which is why the operators −i∂ₓ and i∂ₜ will represent p and E.</w:t>
+        <w:t>Let φ(x, t) = e</w:t>
+      </w:r>
+      <w:r>
+        <w:rPr>
+          <w:vertAlign w:val="superscript"/>
+        </w:rPr>
+        <w:t>i(kx − ωt)</w:t>
+      </w:r>
+      <w:r>
+        <w:t>, a plane wave moving in the positive x direction. By the chain rule, ∂φ/∂x = ik φ and ∂φ/∂t = −iω φ. The rule to memorize is that on a plane wave each space derivative produces a factor ik and each time derivative produces a factor −iω. In quantum mechanics these factors become momentum and energy, which is why the operators −i∂ₓ and i∂ₜ will represent p and E.</w:t>
       </w:r>
     </w:p>
     <w:p>
@@ -1034,7 +1141,13 @@
           </w:tcPr>
           <w:p>
             <w:r>
-              <w:t>e^(kx)</w:t>
+              <w:t>e</w:t>
+            </w:r>
+            <w:r>
+              <w:rPr>
+                <w:vertAlign w:val="superscript"/>
+              </w:rPr>
+              <w:t>kx</w:t>
             </w:r>
           </w:p>
         </w:tc>
@@ -1051,7 +1164,13 @@
           </w:tcPr>
           <w:p>
             <w:r>
-              <w:t>k e^(kx)</w:t>
+              <w:t>k e</w:t>
+            </w:r>
+            <w:r>
+              <w:rPr>
+                <w:vertAlign w:val="superscript"/>
+              </w:rPr>
+              <w:t>kx</w:t>
             </w:r>
           </w:p>
         </w:tc>
@@ -1306,7 +1425,13 @@
           </w:tcPr>
           <w:p>
             <w:r>
-              <w:t>(1 + x)^α</w:t>
+              <w:t>(1 + x)</w:t>
+            </w:r>
+            <w:r>
+              <w:rPr>
+                <w:vertAlign w:val="superscript"/>
+              </w:rPr>
+              <w:t>α</w:t>
             </w:r>
           </w:p>
         </w:tc>
@@ -1324,7 +1449,13 @@
           </w:tcPr>
           <w:p>
             <w:r>
-              <w:t>α(1 + x)^(α−1)</w:t>
+              <w:t>α(1 + x)</w:t>
+            </w:r>
+            <w:r>
+              <w:rPr>
+                <w:vertAlign w:val="superscript"/>
+              </w:rPr>
+              <w:t>α−1</w:t>
             </w:r>
           </w:p>
         </w:tc>
@@ -1536,7 +1667,61 @@
     </w:p>
     <w:p>
       <w:r>
-        <w:t>Evaluate ∫₀^∞ x e^(−x) dx. Take u = x and v′ = e^(−x), so that v = −e^(−x). The boundary term [−x e^(−x)]₀^∞ vanishes at both ends, because e^(−x) decays faster than x grows. The remaining integral is ∫₀^∞ e^(−x) dx = 1, so the answer is 1. Repeating the argument n times gives</w:t>
+        <w:t>Evaluate ∫₀^∞ x e</w:t>
+      </w:r>
+      <w:r>
+        <w:rPr>
+          <w:vertAlign w:val="superscript"/>
+        </w:rPr>
+        <w:t>−x</w:t>
+      </w:r>
+      <w:r>
+        <w:t xml:space="preserve"> dx. Take u = x and v′ = e</w:t>
+      </w:r>
+      <w:r>
+        <w:rPr>
+          <w:vertAlign w:val="superscript"/>
+        </w:rPr>
+        <w:t>−x</w:t>
+      </w:r>
+      <w:r>
+        <w:t>, so that v = −e</w:t>
+      </w:r>
+      <w:r>
+        <w:rPr>
+          <w:vertAlign w:val="superscript"/>
+        </w:rPr>
+        <w:t>−x</w:t>
+      </w:r>
+      <w:r>
+        <w:t>. The boundary term [−x e</w:t>
+      </w:r>
+      <w:r>
+        <w:rPr>
+          <w:vertAlign w:val="superscript"/>
+        </w:rPr>
+        <w:t>−x</w:t>
+      </w:r>
+      <w:r>
+        <w:t>]₀^∞ vanishes at both ends, because e</w:t>
+      </w:r>
+      <w:r>
+        <w:rPr>
+          <w:vertAlign w:val="superscript"/>
+        </w:rPr>
+        <w:t>−x</w:t>
+      </w:r>
+      <w:r>
+        <w:t xml:space="preserve"> decays faster than x grows. The remaining integral is ∫₀^∞ e</w:t>
+      </w:r>
+      <w:r>
+        <w:rPr>
+          <w:vertAlign w:val="superscript"/>
+        </w:rPr>
+        <w:t>−x</w:t>
+      </w:r>
+      <w:r>
+        <w:t xml:space="preserve"> dx = 1, so the answer is 1. Repeating the argument n times gives</w:t>
       </w:r>
     </w:p>
     <w:p>
@@ -1843,7 +2028,25 @@
     </w:p>
     <w:p>
       <w:r>
-        <w:t>Evaluate ∫₋∞^∞ x² e^(−ax²) dx. Differentiate the Gaussian formula with respect to the parameter a. On the left, d/da brings down a factor −x²; on the right, d/da √(π/a) = −(1/2)√π a^(−3/2). Comparing the two sides,</w:t>
+        <w:t>Evaluate ∫₋∞^∞ x² e</w:t>
+      </w:r>
+      <w:r>
+        <w:rPr>
+          <w:vertAlign w:val="superscript"/>
+        </w:rPr>
+        <w:t>−ax²</w:t>
+      </w:r>
+      <w:r>
+        <w:t xml:space="preserve"> dx. Differentiate the Gaussian formula with respect to the parameter a. On the left, d/da brings down a factor −x²; on the right, d/da √(π/a) = −(1/2)√π a</w:t>
+      </w:r>
+      <w:r>
+        <w:rPr>
+          <w:vertAlign w:val="superscript"/>
+        </w:rPr>
+        <w:t>−3/2</w:t>
+      </w:r>
+      <w:r>
+        <w:t>. Comparing the two sides,</w:t>
       </w:r>
     </w:p>
     <w:p>
@@ -2330,7 +2533,16 @@
           </w:tcPr>
           <w:p>
             <w:r>
-              <w:t>(∂ₓφ, ∂ᵧφ, ∂_zφ)</w:t>
+              <w:t>(∂ₓφ, ∂ᵧφ, ∂</w:t>
+            </w:r>
+            <w:r>
+              <w:rPr>
+                <w:vertAlign w:val="subscript"/>
+              </w:rPr>
+              <w:t>z</w:t>
+            </w:r>
+            <w:r>
+              <w:t>φ)</w:t>
             </w:r>
           </w:p>
         </w:tc>
@@ -2385,7 +2597,22 @@
           </w:tcPr>
           <w:p>
             <w:r>
-              <w:t>∂ₓAₓ + ∂ᵧAᵧ + ∂_zA_z</w:t>
+              <w:t>∂ₓAₓ + ∂ᵧAᵧ + ∂</w:t>
+            </w:r>
+            <w:r>
+              <w:rPr>
+                <w:vertAlign w:val="subscript"/>
+              </w:rPr>
+              <w:t>z</w:t>
+            </w:r>
+            <w:r>
+              <w:t>A</w:t>
+            </w:r>
+            <w:r>
+              <w:rPr>
+                <w:vertAlign w:val="subscript"/>
+              </w:rPr>
+              <w:t>z</w:t>
             </w:r>
           </w:p>
         </w:tc>
@@ -2439,7 +2666,43 @@
           </w:tcPr>
           <w:p>
             <w:r>
-              <w:t>(∂ᵧA_z − ∂_zAᵧ, ∂_zAₓ − ∂ₓA_z, ∂ₓAᵧ − ∂ᵧAₓ)</w:t>
+              <w:t>(∂ᵧA</w:t>
+            </w:r>
+            <w:r>
+              <w:rPr>
+                <w:vertAlign w:val="subscript"/>
+              </w:rPr>
+              <w:t>z</w:t>
+            </w:r>
+            <w:r>
+              <w:t xml:space="preserve"> − ∂</w:t>
+            </w:r>
+            <w:r>
+              <w:rPr>
+                <w:vertAlign w:val="subscript"/>
+              </w:rPr>
+              <w:t>z</w:t>
+            </w:r>
+            <w:r>
+              <w:t>Aᵧ, ∂</w:t>
+            </w:r>
+            <w:r>
+              <w:rPr>
+                <w:vertAlign w:val="subscript"/>
+              </w:rPr>
+              <w:t>z</w:t>
+            </w:r>
+            <w:r>
+              <w:t>Aₓ − ∂ₓA</w:t>
+            </w:r>
+            <w:r>
+              <w:rPr>
+                <w:vertAlign w:val="subscript"/>
+              </w:rPr>
+              <w:t>z</w:t>
+            </w:r>
+            <w:r>
+              <w:t>, ∂ₓAᵧ − ∂ᵧAₓ)</w:t>
             </w:r>
           </w:p>
         </w:tc>
@@ -2494,7 +2757,16 @@
           </w:tcPr>
           <w:p>
             <w:r>
-              <w:t>∂ₓ²φ + ∂ᵧ²φ + ∂_z²φ</w:t>
+              <w:t>∂ₓ²φ + ∂ᵧ²φ + ∂</w:t>
+            </w:r>
+            <w:r>
+              <w:rPr>
+                <w:vertAlign w:val="subscript"/>
+              </w:rPr>
+              <w:t>z</w:t>
+            </w:r>
+            <w:r>
+              <w:t>²φ</w:t>
             </w:r>
           </w:p>
         </w:tc>
@@ -2760,7 +3032,25 @@
     </w:p>
     <w:p>
       <w:r>
-        <w:t>Let φ = x² + y² + z² = r². Then ∇φ = (2x, 2y, 2z) = 2r, and ∇²φ = 2 + 2 + 2 = 6. For the vector field A = (x, y, z), the divergence is ∇·A = 3 and the curl vanishes, since ∂ᵧA_z − ∂_zAᵧ = 0 and likewise for the other components. Check the divergence theorem on a sphere of radius R: the volume integral is 3 × (4/3)πR³ = 4πR³, and the flux is the surface value |A| = R times the area 4πR², also 4πR³.</w:t>
+        <w:t>Let φ = x² + y² + z² = r². Then ∇φ = (2x, 2y, 2z) = 2r, and ∇²φ = 2 + 2 + 2 = 6. For the vector field A = (x, y, z), the divergence is ∇·A = 3 and the curl vanishes, since ∂ᵧA</w:t>
+      </w:r>
+      <w:r>
+        <w:rPr>
+          <w:vertAlign w:val="subscript"/>
+        </w:rPr>
+        <w:t>z</w:t>
+      </w:r>
+      <w:r>
+        <w:t xml:space="preserve"> − ∂</w:t>
+      </w:r>
+      <w:r>
+        <w:rPr>
+          <w:vertAlign w:val="subscript"/>
+        </w:rPr>
+        <w:t>z</w:t>
+      </w:r>
+      <w:r>
+        <w:t>Aᵧ = 0 and likewise for the other components. Check the divergence theorem on a sphere of radius R: the volume integral is 3 × (4/3)πR³ = 4πR³, and the flux is the surface value |A| = R times the area 4πR², also 4πR³.</w:t>
       </w:r>
     </w:p>
     <w:p>
@@ -3366,7 +3656,16 @@
     </w:p>
     <w:p>
       <w:r>
-        <w:t>In physics a Taylor expansion is always a statement about a small dimensionless parameter. Writing (1 + x)^α ≈ 1 + αx is legitimate when |x| ≪ 1, and the error is of order x². The discipline is to name the expansion parameter, state which power is kept, and estimate the first neglected term. Perturbation theory (Lesson 16) and the entire perturbative structure of QED, an expansion in the fine structure constant α ≈ 1/137, rest on expansions of this kind.</w:t>
+        <w:t>In physics a Taylor expansion is always a statement about a small dimensionless parameter. Writing (1 + x)</w:t>
+      </w:r>
+      <w:r>
+        <w:rPr>
+          <w:vertAlign w:val="superscript"/>
+        </w:rPr>
+        <w:t>α</w:t>
+      </w:r>
+      <w:r>
+        <w:t xml:space="preserve"> ≈ 1 + αx is legitimate when |x| ≪ 1, and the error is of order x². The discipline is to name the expansion parameter, state which power is kept, and estimate the first neglected term. Perturbation theory (Lesson 16) and the entire perturbative structure of QED, an expansion in the fine structure constant α ≈ 1/137, rest on expansions of this kind.</w:t>
       </w:r>
     </w:p>
     <w:p>
@@ -3733,7 +4032,25 @@
     </w:p>
     <w:p>
       <w:r>
-        <w:t>The coefficient formula follows from the orthogonality relation (1/L)∫₀^L e^(2πi(n−m)x/L) dx = δₙₘ. In the language of Lesson 1, the exponentials form an orthonormal basis of a space of functions, with the integral serving as inner product. Lesson 10 makes that function space precise.</w:t>
+        <w:t>The coefficient formula follows from the orthogonality relation (1/L)∫₀</w:t>
+      </w:r>
+      <w:r>
+        <w:rPr>
+          <w:vertAlign w:val="superscript"/>
+        </w:rPr>
+        <w:t>L</w:t>
+      </w:r>
+      <w:r>
+        <w:t xml:space="preserve"> e</w:t>
+      </w:r>
+      <w:r>
+        <w:rPr>
+          <w:vertAlign w:val="superscript"/>
+        </w:rPr>
+        <w:t>2πi(n−m)x/L</w:t>
+      </w:r>
+      <w:r>
+        <w:t xml:space="preserve"> dx = δₙₘ. In the language of Lesson 1, the exponentials form an orthonormal basis of a space of functions, with the integral serving as inner product. Lesson 10 makes that function space precise.</w:t>
       </w:r>
     </w:p>
     <w:p>
@@ -3893,7 +4210,16 @@
     </w:p>
     <w:p>
       <w:r>
-        <w:t>Differentiate the inverse transform under the integral sign. Each derivative of e^(ikx) produces a factor ik, so</w:t>
+        <w:t>Differentiate the inverse transform under the integral sign. Each derivative of e</w:t>
+      </w:r>
+      <w:r>
+        <w:rPr>
+          <w:vertAlign w:val="superscript"/>
+        </w:rPr>
+        <w:t>ikx</w:t>
+      </w:r>
+      <w:r>
+        <w:t xml:space="preserve"> produces a factor ik, so</w:t>
       </w:r>
     </w:p>
     <w:p>
@@ -4143,7 +4469,25 @@
     </w:p>
     <w:p>
       <w:r>
-        <w:t>Transform the Gaussian f(x) = e^(−x²/(2σ²)). The transform integral is ∫ e^(−x²/(2σ²) − ikx) dx, which is the completed-square formula with a = 1/(2σ²) and b = −ik.</w:t>
+        <w:t>Transform the Gaussian f(x) = e</w:t>
+      </w:r>
+      <w:r>
+        <w:rPr>
+          <w:vertAlign w:val="superscript"/>
+        </w:rPr>
+        <w:t>−x²/(2σ²)</w:t>
+      </w:r>
+      <w:r>
+        <w:t>. The transform integral is ∫ e</w:t>
+      </w:r>
+      <w:r>
+        <w:rPr>
+          <w:vertAlign w:val="superscript"/>
+        </w:rPr>
+        <w:t>−x²/(2σ²) − ikx</w:t>
+      </w:r>
+      <w:r>
+        <w:t xml:space="preserve"> dx, which is the completed-square formula with a = 1/(2σ²) and b = −ik.</w:t>
       </w:r>
     </w:p>
     <w:p>
@@ -4354,7 +4698,16 @@
     </w:p>
     <w:p>
       <w:r>
-        <w:t>With a source term on the right, dy/dx − ky = g(x), the solution is the homogeneous solution plus a particular one, found with the integrating factor e^(−kx).</w:t>
+        <w:t>With a source term on the right, dy/dx − ky = g(x), the solution is the homogeneous solution plus a particular one, found with the integrating factor e</w:t>
+      </w:r>
+      <w:r>
+        <w:rPr>
+          <w:vertAlign w:val="superscript"/>
+        </w:rPr>
+        <w:t>−kx</w:t>
+      </w:r>
+      <w:r>
+        <w:t>.</w:t>
       </w:r>
     </w:p>
     <w:p>
@@ -4465,7 +4818,16 @@
     </w:p>
     <w:p>
       <w:r>
-        <w:t>The kernel e^(k(x − x′)) is the response at x to a unit source at x′. It is the first example of a Green's function, and the propagators of Lesson 46 are Green's functions of the free field equations.</w:t>
+        <w:t>The kernel e</w:t>
+      </w:r>
+      <w:r>
+        <w:rPr>
+          <w:vertAlign w:val="superscript"/>
+        </w:rPr>
+        <w:t>k(x − x′)</w:t>
+      </w:r>
+      <w:r>
+        <w:t xml:space="preserve"> is the response at x to a unit source at x′. It is the first example of a Green's function, and the propagators of Lesson 46 are Green's functions of the free field equations.</w:t>
       </w:r>
     </w:p>
     <w:p>
@@ -4478,7 +4840,16 @@
     </w:p>
     <w:p>
       <w:r>
-        <w:t>For a y″ + b y′ + c y = 0, try y = e^(λx). Every derivative brings down a factor λ, and after dividing by the exponential the differential equation becomes the characteristic equation.</w:t>
+        <w:t>For a y″ + b y′ + c y = 0, try y = e</w:t>
+      </w:r>
+      <w:r>
+        <w:rPr>
+          <w:vertAlign w:val="superscript"/>
+        </w:rPr>
+        <w:t>λx</w:t>
+      </w:r>
+      <w:r>
+        <w:t>. Every derivative brings down a factor λ, and after dividing by the exponential the differential equation becomes the characteristic equation.</w:t>
       </w:r>
     </w:p>
     <w:p>
@@ -4535,7 +4906,34 @@
     </w:p>
     <w:p>
       <w:r>
-        <w:t>With two distinct roots λ₁ and λ₂ the general solution is y = A e^(λ₁x) + B e^(λ₂x); a repeated root λ gives y = (A + Bx) e^(λx). Because the equation is linear, any combination of solutions is a solution. The number of free constants equals the order of the equation, and they are fixed by initial conditions or boundary conditions.</w:t>
+        <w:t>With two distinct roots λ₁ and λ₂ the general solution is y = A e</w:t>
+      </w:r>
+      <w:r>
+        <w:rPr>
+          <w:vertAlign w:val="superscript"/>
+        </w:rPr>
+        <w:t>λ₁x</w:t>
+      </w:r>
+      <w:r>
+        <w:t xml:space="preserve"> + B e</w:t>
+      </w:r>
+      <w:r>
+        <w:rPr>
+          <w:vertAlign w:val="superscript"/>
+        </w:rPr>
+        <w:t>λ₂x</w:t>
+      </w:r>
+      <w:r>
+        <w:t>; a repeated root λ gives y = (A + Bx) e</w:t>
+      </w:r>
+      <w:r>
+        <w:rPr>
+          <w:vertAlign w:val="superscript"/>
+        </w:rPr>
+        <w:t>λx</w:t>
+      </w:r>
+      <w:r>
+        <w:t>. Because the equation is linear, any combination of solutions is a solution. The number of free constants equals the order of the equation, and they are fixed by initial conditions or boundary conditions.</w:t>
       </w:r>
     </w:p>
     <w:p>
@@ -4909,7 +5307,16 @@
     </w:p>
     <w:p>
       <w:r>
-        <w:t>Try a plane wave φ = e^(i(k·x − ωt)). By Worked example 1, each time derivative gives −iω and each space derivative gives ik, so ∂ₜ² gives −ω² and ∇² gives −|k|². Substituting,</w:t>
+        <w:t>Try a plane wave φ = e</w:t>
+      </w:r>
+      <w:r>
+        <w:rPr>
+          <w:vertAlign w:val="superscript"/>
+        </w:rPr>
+        <w:t>i(k·x − ωt)</w:t>
+      </w:r>
+      <w:r>
+        <w:t>. By Worked example 1, each time derivative gives −iω and each space derivative gives ik, so ∂ₜ² gives −ω² and ∇² gives −|k|². Substituting,</w:t>
       </w:r>
     </w:p>
     <w:p>
@@ -5712,7 +6119,13 @@
           </w:tcPr>
           <w:p>
             <w:r>
-              <w:t>Plane wave states, energy eigenstates, and the time evolution operator e^(−iHt)</w:t>
+              <w:t>Plane wave states, energy eigenstates, and the time evolution operator e</w:t>
+            </w:r>
+            <w:r>
+              <w:rPr>
+                <w:vertAlign w:val="superscript"/>
+              </w:rPr>
+              <w:t>−iHt</w:t>
             </w:r>
           </w:p>
         </w:tc>
@@ -6221,7 +6634,31 @@
           </w:tcPr>
           <w:p>
             <w:r>
-              <w:t>Differentiate f(x) = x e^(−x²), g(t) = e^(−γt) cos ωt, and h(x) = ln(1 + x²).</w:t>
+              <w:rPr>
+                <w:b/>
+              </w:rPr>
+              <w:t>Core.</w:t>
+            </w:r>
+            <w:r>
+              <w:t xml:space="preserve"> Differentiate f(x) = x e</w:t>
+            </w:r>
+            <w:r>
+              <w:rPr>
+                <w:vertAlign w:val="superscript"/>
+              </w:rPr>
+              <w:t>−x²</w:t>
+            </w:r>
+            <w:r>
+              <w:t>, g(t) = e</w:t>
+            </w:r>
+            <w:r>
+              <w:rPr>
+                <w:vertAlign w:val="superscript"/>
+              </w:rPr>
+              <w:t>−γt</w:t>
+            </w:r>
+            <w:r>
+              <w:t xml:space="preserve"> cos ωt, and h(x) = ln(1 + x²).</w:t>
             </w:r>
           </w:p>
         </w:tc>
@@ -6259,7 +6696,31 @@
           </w:tcPr>
           <w:p>
             <w:r>
-              <w:t>Show that y = e^(kx) satisfies y‴ = k³y. Find all complex k for which e^(kx) solves y‴ = y, and describe the resulting real solutions.</w:t>
+              <w:rPr>
+                <w:b/>
+              </w:rPr>
+              <w:t>Extension.</w:t>
+            </w:r>
+            <w:r>
+              <w:t xml:space="preserve"> Show that y = e</w:t>
+            </w:r>
+            <w:r>
+              <w:rPr>
+                <w:vertAlign w:val="superscript"/>
+              </w:rPr>
+              <w:t>kx</w:t>
+            </w:r>
+            <w:r>
+              <w:t xml:space="preserve"> satisfies y‴ = k³y. Find all complex k for which e</w:t>
+            </w:r>
+            <w:r>
+              <w:rPr>
+                <w:vertAlign w:val="superscript"/>
+              </w:rPr>
+              <w:t>kx</w:t>
+            </w:r>
+            <w:r>
+              <w:t xml:space="preserve"> solves y‴ = y, and describe the resulting real solutions.</w:t>
             </w:r>
           </w:p>
         </w:tc>
@@ -6295,7 +6756,22 @@
           </w:tcPr>
           <w:p>
             <w:r>
-              <w:t>Evaluate ∫₀^∞ x² e^(−x) dx by two integrations by parts.</w:t>
+              <w:rPr>
+                <w:b/>
+              </w:rPr>
+              <w:t>Core.</w:t>
+            </w:r>
+            <w:r>
+              <w:t xml:space="preserve"> Evaluate ∫₀^∞ x² e</w:t>
+            </w:r>
+            <w:r>
+              <w:rPr>
+                <w:vertAlign w:val="superscript"/>
+              </w:rPr>
+              <w:t>−x</w:t>
+            </w:r>
+            <w:r>
+              <w:t xml:space="preserve"> dx by two integrations by parts.</w:t>
             </w:r>
           </w:p>
         </w:tc>
@@ -6333,7 +6809,22 @@
           </w:tcPr>
           <w:p>
             <w:r>
-              <w:t>Evaluate ∫₋∞^∞ e^(−2x² + 3x) dx.</w:t>
+              <w:rPr>
+                <w:b/>
+              </w:rPr>
+              <w:t>Core.</w:t>
+            </w:r>
+            <w:r>
+              <w:t xml:space="preserve"> Evaluate ∫₋∞^∞ e</w:t>
+            </w:r>
+            <w:r>
+              <w:rPr>
+                <w:vertAlign w:val="superscript"/>
+              </w:rPr>
+              <w:t>−2x² + 3x</w:t>
+            </w:r>
+            <w:r>
+              <w:t xml:space="preserve"> dx.</w:t>
             </w:r>
           </w:p>
         </w:tc>
@@ -6369,7 +6860,22 @@
           </w:tcPr>
           <w:p>
             <w:r>
-              <w:t>Using differentiation with respect to a, find ∫₋∞^∞ x⁴ e^(−ax²) dx.</w:t>
+              <w:rPr>
+                <w:b/>
+              </w:rPr>
+              <w:t>Extension.</w:t>
+            </w:r>
+            <w:r>
+              <w:t xml:space="preserve"> Using differentiation with respect to a, find ∫₋∞^∞ x⁴ e</w:t>
+            </w:r>
+            <w:r>
+              <w:rPr>
+                <w:vertAlign w:val="superscript"/>
+              </w:rPr>
+              <w:t>−ax²</w:t>
+            </w:r>
+            <w:r>
+              <w:t xml:space="preserve"> dx.</w:t>
             </w:r>
           </w:p>
         </w:tc>
@@ -6407,7 +6913,13 @@
           </w:tcPr>
           <w:p>
             <w:r>
-              <w:t>For φ = xyz, compute ∇φ and ∇²φ, and verify ∇×(∇φ) = 0 component by component.</w:t>
+              <w:rPr>
+                <w:b/>
+              </w:rPr>
+              <w:t>Extension.</w:t>
+            </w:r>
+            <w:r>
+              <w:t xml:space="preserve"> For φ = xyz, compute ∇φ and ∇²φ, and verify ∇×(∇φ) = 0 component by component.</w:t>
             </w:r>
           </w:p>
         </w:tc>
@@ -6443,7 +6955,13 @@
           </w:tcPr>
           <w:p>
             <w:r>
-              <w:t>For A = (−y, x, 0), compute ∇·A and ∇×A, and interpret the field geometrically.</w:t>
+              <w:rPr>
+                <w:b/>
+              </w:rPr>
+              <w:t>Extension.</w:t>
+            </w:r>
+            <w:r>
+              <w:t xml:space="preserve"> For A = (−y, x, 0), compute ∇·A and ∇×A, and interpret the field geometrically.</w:t>
             </w:r>
           </w:p>
         </w:tc>
@@ -6481,7 +6999,22 @@
           </w:tcPr>
           <w:p>
             <w:r>
-              <w:t>Expand 1/(1 − x) and (1 − v²/c²)^(−1/2) to second order in the small quantity.</w:t>
+              <w:rPr>
+                <w:b/>
+              </w:rPr>
+              <w:t>Core.</w:t>
+            </w:r>
+            <w:r>
+              <w:t xml:space="preserve"> Expand 1/(1 − x) and (1 − v²/c²)</w:t>
+            </w:r>
+            <w:r>
+              <w:rPr>
+                <w:vertAlign w:val="superscript"/>
+              </w:rPr>
+              <w:t>−1/2</w:t>
+            </w:r>
+            <w:r>
+              <w:t xml:space="preserve"> to second order in the small quantity.</w:t>
             </w:r>
           </w:p>
         </w:tc>
@@ -6517,7 +7050,13 @@
           </w:tcPr>
           <w:p>
             <w:r>
-              <w:t>Expand cos x to order x⁴ and use the result to estimate cos(0.2) to five decimal places.</w:t>
+              <w:rPr>
+                <w:b/>
+              </w:rPr>
+              <w:t>Core.</w:t>
+            </w:r>
+            <w:r>
+              <w:t xml:space="preserve"> Expand cos x to order x⁴ and use the result to estimate cos(0.2) to five decimal places.</w:t>
             </w:r>
           </w:p>
         </w:tc>
@@ -6555,7 +7094,22 @@
           </w:tcPr>
           <w:p>
             <w:r>
-              <w:t>Find the Fourier transform of f(x) = e^(−a|x|) for a &gt; 0.</w:t>
+              <w:rPr>
+                <w:b/>
+              </w:rPr>
+              <w:t>Core.</w:t>
+            </w:r>
+            <w:r>
+              <w:t xml:space="preserve"> Find the Fourier transform of f(x) = e</w:t>
+            </w:r>
+            <w:r>
+              <w:rPr>
+                <w:vertAlign w:val="superscript"/>
+              </w:rPr>
+              <w:t>−a|x|</w:t>
+            </w:r>
+            <w:r>
+              <w:t xml:space="preserve"> for a &gt; 0.</w:t>
             </w:r>
           </w:p>
         </w:tc>
@@ -6591,7 +7145,13 @@
           </w:tcPr>
           <w:p>
             <w:r>
-              <w:t>Show that the transform of f″ is −k² f̃(k). Use this to solve f″ − m²f = −δ(x) in Fourier space, and invert the result using Exercise 10.</w:t>
+              <w:rPr>
+                <w:b/>
+              </w:rPr>
+              <w:t>Extension.</w:t>
+            </w:r>
+            <w:r>
+              <w:t xml:space="preserve"> Show that the transform of f″ is −k² f̃(k). Use this to solve f″ − m²f = −δ(x) in Fourier space, and invert the result using Exercise 10.</w:t>
             </w:r>
           </w:p>
         </w:tc>
@@ -6629,7 +7189,13 @@
           </w:tcPr>
           <w:p>
             <w:r>
-              <w:t>Solve y′ + 3y = 6 with y(0) = 0.</w:t>
+              <w:rPr>
+                <w:b/>
+              </w:rPr>
+              <w:t>Core.</w:t>
+            </w:r>
+            <w:r>
+              <w:t xml:space="preserve"> Solve y′ + 3y = 6 with y(0) = 0.</w:t>
             </w:r>
           </w:p>
         </w:tc>
@@ -6665,7 +7231,13 @@
           </w:tcPr>
           <w:p>
             <w:r>
-              <w:t>Solve y″ − 3y′ + 2y = 0 with y(0) = 0 and y′(0) = 1.</w:t>
+              <w:rPr>
+                <w:b/>
+              </w:rPr>
+              <w:t>Core.</w:t>
+            </w:r>
+            <w:r>
+              <w:t xml:space="preserve"> Solve y″ − 3y′ + 2y = 0 with y(0) = 0 and y′(0) = 1.</w:t>
             </w:r>
           </w:p>
         </w:tc>
@@ -6703,7 +7275,13 @@
           </w:tcPr>
           <w:p>
             <w:r>
-              <w:t>Find a particular solution of the driven oscillator y″ + ω²y = F cos Ωt and discuss what happens as Ω approaches ω.</w:t>
+              <w:rPr>
+                <w:b/>
+              </w:rPr>
+              <w:t>Extension.</w:t>
+            </w:r>
+            <w:r>
+              <w:t xml:space="preserve"> Find a particular solution of the driven oscillator y″ + ω²y = F cos Ωt and discuss what happens as Ω approaches ω.</w:t>
             </w:r>
           </w:p>
         </w:tc>
@@ -6739,7 +7317,22 @@
           </w:tcPr>
           <w:p>
             <w:r>
-              <w:t>Show that φ = e^(i(k·x − ωt)) solves (∂ₜ² − ∇² + m²)φ = 0 exactly when ω² = |k|² + m². Then show that F(x − ct) solves the one-dimensional wave equation for any twice differentiable F.</w:t>
+              <w:rPr>
+                <w:b/>
+              </w:rPr>
+              <w:t>Extension.</w:t>
+            </w:r>
+            <w:r>
+              <w:t xml:space="preserve"> Show that φ = e</w:t>
+            </w:r>
+            <w:r>
+              <w:rPr>
+                <w:vertAlign w:val="superscript"/>
+              </w:rPr>
+              <w:t>i(k·x − ωt)</w:t>
+            </w:r>
+            <w:r>
+              <w:t xml:space="preserve"> solves (∂ₜ² − ∇² + m²)φ = 0 exactly when ω² = |k|² + m². Then show that F(x − ct) solves the one-dimensional wave equation for any twice differentiable F.</w:t>
             </w:r>
           </w:p>
         </w:tc>
@@ -6777,7 +7370,13 @@
           </w:tcPr>
           <w:p>
             <w:r>
-              <w:t>Challenge: derive the Euler–Lagrange equation for S[y] = ∫ₐᵇ L(y, y′, x) dx, then apply it to L = (1/2)m y′² − V(y) and identify the result.</w:t>
+              <w:rPr>
+                <w:b/>
+              </w:rPr>
+              <w:t>Challenge.</w:t>
+            </w:r>
+            <w:r>
+              <w:t xml:space="preserve"> Derive the Euler–Lagrange equation for S[y] = ∫ₐᵇ L(y, y′, x) dx, then apply it to L = (1/2)m y′² − V(y) and identify the result.</w:t>
             </w:r>
           </w:p>
         </w:tc>
@@ -6794,6 +7393,14 @@
     <w:p>
       <w:r>
         <w:rPr>
+          <w:i/>
+        </w:rPr>
+        <w:t>Attempt each exercise before reading its solution. If you are stuck, read only the first sentence of the solution, then try again.</w:t>
+      </w:r>
+    </w:p>
+    <w:p>
+      <w:r>
+        <w:rPr>
           <w:b/>
         </w:rPr>
         <w:t>1.</w:t>
@@ -6802,7 +7409,25 @@
         <w:t xml:space="preserve"> </w:t>
       </w:r>
       <w:r>
-        <w:t>f′ = e^(−x²)(1 − 2x²); g′ = −e^(−γt)(γ cos ωt + ω sin ωt); h′ = 2x/(1 + x²).</w:t>
+        <w:t>f′ = e</w:t>
+      </w:r>
+      <w:r>
+        <w:rPr>
+          <w:vertAlign w:val="superscript"/>
+        </w:rPr>
+        <w:t>−x²</w:t>
+      </w:r>
+      <w:r>
+        <w:t>(1 − 2x²); g′ = −e</w:t>
+      </w:r>
+      <w:r>
+        <w:rPr>
+          <w:vertAlign w:val="superscript"/>
+        </w:rPr>
+        <w:t>−γt</w:t>
+      </w:r>
+      <w:r>
+        <w:t>(γ cos ωt + ω sin ωt); h′ = 2x/(1 + x²).</w:t>
       </w:r>
     </w:p>
     <w:p>
@@ -6816,7 +7441,70 @@
         <w:t xml:space="preserve"> </w:t>
       </w:r>
       <w:r>
-        <w:t>Each derivative multiplies e^(kx) by k, so y‴ = k³e^(kx). The equation y‴ = y requires k³ = 1, whose roots are k = 1, e^(2πi/3), and e^(−2πi/3). The real root gives e^x; the complex pair combine into e^(−x/2) cos(√3 x/2) and e^(−x/2) sin(√3 x/2), a damped oscillation.</w:t>
+        <w:t>Each derivative multiplies e</w:t>
+      </w:r>
+      <w:r>
+        <w:rPr>
+          <w:vertAlign w:val="superscript"/>
+        </w:rPr>
+        <w:t>kx</w:t>
+      </w:r>
+      <w:r>
+        <w:t xml:space="preserve"> by k, so y‴ = k³e</w:t>
+      </w:r>
+      <w:r>
+        <w:rPr>
+          <w:vertAlign w:val="superscript"/>
+        </w:rPr>
+        <w:t>kx</w:t>
+      </w:r>
+      <w:r>
+        <w:t>. The equation y‴ = y requires k³ = 1, whose roots are k = 1, e</w:t>
+      </w:r>
+      <w:r>
+        <w:rPr>
+          <w:vertAlign w:val="superscript"/>
+        </w:rPr>
+        <w:t>2πi/3</w:t>
+      </w:r>
+      <w:r>
+        <w:t>, and e</w:t>
+      </w:r>
+      <w:r>
+        <w:rPr>
+          <w:vertAlign w:val="superscript"/>
+        </w:rPr>
+        <w:t>−2πi/3</w:t>
+      </w:r>
+      <w:r>
+        <w:t>. The real root gives e</w:t>
+      </w:r>
+      <w:r>
+        <w:rPr>
+          <w:vertAlign w:val="superscript"/>
+        </w:rPr>
+        <w:t>x</w:t>
+      </w:r>
+      <w:r>
+        <w:t>; the complex pair combine into e</w:t>
+      </w:r>
+      <w:r>
+        <w:rPr>
+          <w:vertAlign w:val="superscript"/>
+        </w:rPr>
+        <w:t>−x/2</w:t>
+      </w:r>
+      <w:r>
+        <w:t xml:space="preserve"> cos(√3 x/2) and e</w:t>
+      </w:r>
+      <w:r>
+        <w:rPr>
+          <w:vertAlign w:val="superscript"/>
+        </w:rPr>
+        <w:t>−x/2</w:t>
+      </w:r>
+      <w:r>
+        <w:t xml:space="preserve"> sin(√3 x/2), a damped oscillation.</w:t>
       </w:r>
     </w:p>
     <w:p>
@@ -6830,7 +7518,34 @@
         <w:t xml:space="preserve"> </w:t>
       </w:r>
       <w:r>
-        <w:t>∫₀^∞ x² e^(−x) dx = [−x² e^(−x)]₀^∞ + 2∫₀^∞ x e^(−x) dx = 0 + 2 × 1 = 2, in agreement with 2! = 2.</w:t>
+        <w:t>∫₀^∞ x² e</w:t>
+      </w:r>
+      <w:r>
+        <w:rPr>
+          <w:vertAlign w:val="superscript"/>
+        </w:rPr>
+        <w:t>−x</w:t>
+      </w:r>
+      <w:r>
+        <w:t xml:space="preserve"> dx = [−x² e</w:t>
+      </w:r>
+      <w:r>
+        <w:rPr>
+          <w:vertAlign w:val="superscript"/>
+        </w:rPr>
+        <w:t>−x</w:t>
+      </w:r>
+      <w:r>
+        <w:t>]₀^∞ + 2∫₀^∞ x e</w:t>
+      </w:r>
+      <w:r>
+        <w:rPr>
+          <w:vertAlign w:val="superscript"/>
+        </w:rPr>
+        <w:t>−x</w:t>
+      </w:r>
+      <w:r>
+        <w:t xml:space="preserve"> dx = 0 + 2 × 1 = 2, in agreement with 2! = 2.</w:t>
       </w:r>
     </w:p>
     <w:p>
@@ -6844,7 +7559,16 @@
         <w:t xml:space="preserve"> </w:t>
       </w:r>
       <w:r>
-        <w:t>With a = 2 and b = 3, the completed-square formula gives √(π/2) e^(9/8).</w:t>
+        <w:t>With a = 2 and b = 3, the completed-square formula gives √(π/2) e</w:t>
+      </w:r>
+      <w:r>
+        <w:rPr>
+          <w:vertAlign w:val="superscript"/>
+        </w:rPr>
+        <w:t>9/8</w:t>
+      </w:r>
+      <w:r>
+        <w:t>.</w:t>
       </w:r>
     </w:p>
     <w:p>
@@ -6858,7 +7582,43 @@
         <w:t xml:space="preserve"> </w:t>
       </w:r>
       <w:r>
-        <w:t>Differentiate √(π/a) = √π a^(−1/2) twice with respect to a: the result is √π (3/4) a^(−5/2). Two derivatives of the integral bring down (−x²)² = x⁴, so ∫ x⁴ e^(−ax²) dx = 3√π/(4a^(5/2)). For a = 1 this is (3/4)√π ≈ 1.329.</w:t>
+        <w:t>Differentiate √(π/a) = √π a</w:t>
+      </w:r>
+      <w:r>
+        <w:rPr>
+          <w:vertAlign w:val="superscript"/>
+        </w:rPr>
+        <w:t>−1/2</w:t>
+      </w:r>
+      <w:r>
+        <w:t xml:space="preserve"> twice with respect to a: the result is √π (3/4) a</w:t>
+      </w:r>
+      <w:r>
+        <w:rPr>
+          <w:vertAlign w:val="superscript"/>
+        </w:rPr>
+        <w:t>−5/2</w:t>
+      </w:r>
+      <w:r>
+        <w:t>. Two derivatives of the integral bring down (−x²)² = x⁴, so ∫ x⁴ e</w:t>
+      </w:r>
+      <w:r>
+        <w:rPr>
+          <w:vertAlign w:val="superscript"/>
+        </w:rPr>
+        <w:t>−ax²</w:t>
+      </w:r>
+      <w:r>
+        <w:t xml:space="preserve"> dx = 3√π/(4a</w:t>
+      </w:r>
+      <w:r>
+        <w:rPr>
+          <w:vertAlign w:val="superscript"/>
+        </w:rPr>
+        <w:t>5/2</w:t>
+      </w:r>
+      <w:r>
+        <w:t>). For a = 1 this is (3/4)√π ≈ 1.329.</w:t>
       </w:r>
     </w:p>
     <w:p>
@@ -6872,7 +7632,16 @@
         <w:t xml:space="preserve"> </w:t>
       </w:r>
       <w:r>
-        <w:t>∇φ = (yz, xz, xy). Each second partial derivative in ∇² is zero, so ∇²φ = 0. The x component of the curl is ∂ᵧ(xy) − ∂_z(xz) = x − x = 0; the other two components vanish the same way.</w:t>
+        <w:t>∇φ = (yz, xz, xy). Each second partial derivative in ∇² is zero, so ∇²φ = 0. The x component of the curl is ∂ᵧ(xy) − ∂</w:t>
+      </w:r>
+      <w:r>
+        <w:rPr>
+          <w:vertAlign w:val="subscript"/>
+        </w:rPr>
+        <w:t>z</w:t>
+      </w:r>
+      <w:r>
+        <w:t>(xz) = x − x = 0; the other two components vanish the same way.</w:t>
       </w:r>
     </w:p>
     <w:p>
@@ -6886,7 +7655,25 @@
         <w:t xml:space="preserve"> </w:t>
       </w:r>
       <w:r>
-        <w:t>∇·A = ∂ₓ(−y) + ∂ᵧ(x) = 0. The curl is (∂ᵧ0 − ∂_z x, ∂_z(−y) − ∂ₓ0, ∂ₓx − ∂ᵧ(−y)) = (0, 0, 2). The field describes rigid rotation about the z axis with unit angular velocity, and the curl is twice the angular velocity.</w:t>
+        <w:t>∇·A = ∂ₓ(−y) + ∂ᵧ(x) = 0. The curl is (∂ᵧ0 − ∂</w:t>
+      </w:r>
+      <w:r>
+        <w:rPr>
+          <w:vertAlign w:val="subscript"/>
+        </w:rPr>
+        <w:t>z</w:t>
+      </w:r>
+      <w:r>
+        <w:t xml:space="preserve"> x, ∂</w:t>
+      </w:r>
+      <w:r>
+        <w:rPr>
+          <w:vertAlign w:val="subscript"/>
+        </w:rPr>
+        <w:t>z</w:t>
+      </w:r>
+      <w:r>
+        <w:t>(−y) − ∂ₓ0, ∂ₓx − ∂ᵧ(−y)) = (0, 0, 2). The field describes rigid rotation about the z axis with unit angular velocity, and the curl is twice the angular velocity.</w:t>
       </w:r>
     </w:p>
     <w:p>
@@ -6900,7 +7687,16 @@
         <w:t xml:space="preserve"> </w:t>
       </w:r>
       <w:r>
-        <w:t>1/(1 − x) = 1 + x + x² + ⋯. With α = −1/2 and x = −v²/c², the binomial series gives (1 − v²/c²)^(−1/2) = 1 + v²/(2c²) + 3v⁴/(8c⁴) + ⋯.</w:t>
+        <w:t>1/(1 − x) = 1 + x + x² + ⋯. With α = −1/2 and x = −v²/c², the binomial series gives (1 − v²/c²)</w:t>
+      </w:r>
+      <w:r>
+        <w:rPr>
+          <w:vertAlign w:val="superscript"/>
+        </w:rPr>
+        <w:t>−1/2</w:t>
+      </w:r>
+      <w:r>
+        <w:t xml:space="preserve"> = 1 + v²/(2c²) + 3v⁴/(8c⁴) + ⋯.</w:t>
       </w:r>
     </w:p>
     <w:p>
@@ -6928,7 +7724,34 @@
         <w:t xml:space="preserve"> </w:t>
       </w:r>
       <w:r>
-        <w:t>Split the integral at zero: ∫₀^∞ e^(−(a + ik)x) dx + ∫₋∞^0 e^((a − ik)x) dx = 1/(a + ik) + 1/(a − ik) = 2a/(a² + k²).</w:t>
+        <w:t>Split the integral at zero: ∫₀^∞ e</w:t>
+      </w:r>
+      <w:r>
+        <w:rPr>
+          <w:vertAlign w:val="superscript"/>
+        </w:rPr>
+        <w:t>−(a + ik)x</w:t>
+      </w:r>
+      <w:r>
+        <w:t xml:space="preserve"> dx + ∫₋∞</w:t>
+      </w:r>
+      <w:r>
+        <w:rPr>
+          <w:vertAlign w:val="superscript"/>
+        </w:rPr>
+        <w:t>0</w:t>
+      </w:r>
+      <w:r>
+        <w:t xml:space="preserve"> e</w:t>
+      </w:r>
+      <w:r>
+        <w:rPr>
+          <w:vertAlign w:val="superscript"/>
+        </w:rPr>
+        <w:t>(a − ik)x</w:t>
+      </w:r>
+      <w:r>
+        <w:t xml:space="preserve"> dx = 1/(a + ik) + 1/(a − ik) = 2a/(a² + k²).</w:t>
       </w:r>
     </w:p>
     <w:p>
@@ -6942,7 +7765,16 @@
         <w:t xml:space="preserve"> </w:t>
       </w:r>
       <w:r>
-        <w:t>Two factors of ik give (ik)² = −k². Transforming the equation gives −k²f̃ − m²f̃ = −1, so f̃(k) = 1/(k² + m²). By Exercise 10 with a = m, the inverse transform is f(x) = e^(−m|x|)/(2m). This is the Green's function of the operator −d²/dx² + m², and its momentum-space form 1/(k² + m²) is the ancestor of the propagators of Lesson 46.</w:t>
+        <w:t>Two factors of ik give (ik)² = −k². Transforming the equation gives −k²f̃ − m²f̃ = −1, so f̃(k) = 1/(k² + m²). By Exercise 10 with a = m, the inverse transform is f(x) = e</w:t>
+      </w:r>
+      <w:r>
+        <w:rPr>
+          <w:vertAlign w:val="superscript"/>
+        </w:rPr>
+        <w:t>−m|x|</w:t>
+      </w:r>
+      <w:r>
+        <w:t>/(2m). This is the Green's function of the operator −d²/dx² + m², and its momentum-space form 1/(k² + m²) is the ancestor of the propagators of Lesson 46.</w:t>
       </w:r>
     </w:p>
     <w:p>
@@ -6956,7 +7788,25 @@
         <w:t xml:space="preserve"> </w:t>
       </w:r>
       <w:r>
-        <w:t>The particular solution is the constant y = 2, the homogeneous solution is C e^(−3x), and y(0) = 0 gives C = −2. Hence y = 2(1 − e^(−3x)).</w:t>
+        <w:t>The particular solution is the constant y = 2, the homogeneous solution is C e</w:t>
+      </w:r>
+      <w:r>
+        <w:rPr>
+          <w:vertAlign w:val="superscript"/>
+        </w:rPr>
+        <w:t>−3x</w:t>
+      </w:r>
+      <w:r>
+        <w:t>, and y(0) = 0 gives C = −2. Hence y = 2(1 − e</w:t>
+      </w:r>
+      <w:r>
+        <w:rPr>
+          <w:vertAlign w:val="superscript"/>
+        </w:rPr>
+        <w:t>−3x</w:t>
+      </w:r>
+      <w:r>
+        <w:t>).</w:t>
       </w:r>
     </w:p>
     <w:p>
@@ -6970,7 +7820,43 @@
         <w:t xml:space="preserve"> </w:t>
       </w:r>
       <w:r>
-        <w:t>The characteristic roots are λ = 1 and λ = 2, so y = A e^x + B e^(2x). The conditions A + B = 0 and A + 2B = 1 give B = 1 and A = −1: y = e^(2x) − e^x.</w:t>
+        <w:t>The characteristic roots are λ = 1 and λ = 2, so y = A e</w:t>
+      </w:r>
+      <w:r>
+        <w:rPr>
+          <w:vertAlign w:val="superscript"/>
+        </w:rPr>
+        <w:t>x</w:t>
+      </w:r>
+      <w:r>
+        <w:t xml:space="preserve"> + B e</w:t>
+      </w:r>
+      <w:r>
+        <w:rPr>
+          <w:vertAlign w:val="superscript"/>
+        </w:rPr>
+        <w:t>2x</w:t>
+      </w:r>
+      <w:r>
+        <w:t>. The conditions A + B = 0 and A + 2B = 1 give B = 1 and A = −1: y = e</w:t>
+      </w:r>
+      <w:r>
+        <w:rPr>
+          <w:vertAlign w:val="superscript"/>
+        </w:rPr>
+        <w:t>2x</w:t>
+      </w:r>
+      <w:r>
+        <w:t xml:space="preserve"> − e</w:t>
+      </w:r>
+      <w:r>
+        <w:rPr>
+          <w:vertAlign w:val="superscript"/>
+        </w:rPr>
+        <w:t>x</w:t>
+      </w:r>
+      <w:r>
+        <w:t>.</w:t>
       </w:r>
     </w:p>
     <w:p>
@@ -7020,71 +7906,12 @@
         <w:pStyle w:val="Heading2"/>
       </w:pPr>
       <w:r>
-        <w:t>Mastery checklist</w:t>
+        <w:t>Mastery check</w:t>
       </w:r>
     </w:p>
     <w:p>
-      <w:pPr>
-        <w:pStyle w:val="ListBullet"/>
-      </w:pPr>
       <w:r>
-        <w:t>I can differentiate any product or composition of exponentials, powers, and trigonometric functions without hesitation.</w:t>
-      </w:r>
-    </w:p>
-    <w:p>
-      <w:pPr>
-        <w:pStyle w:val="ListBullet"/>
-      </w:pPr>
-      <w:r>
-        <w:t>I know that on a plane wave ∂ₓ gives ik and ∂ₜ gives −iω, and I can read a dispersion relation off a linear field equation.</w:t>
-      </w:r>
-    </w:p>
-    <w:p>
-      <w:pPr>
-        <w:pStyle w:val="ListBullet"/>
-      </w:pPr>
-      <w:r>
-        <w:t>I can integrate by parts, state the boundary term, and say why it vanishes.</w:t>
-      </w:r>
-    </w:p>
-    <w:p>
-      <w:pPr>
-        <w:pStyle w:val="ListBullet"/>
-      </w:pPr>
-      <w:r>
-        <w:t>I can evaluate any Gaussian integral, including ones with a linear term or with polynomial prefactors.</w:t>
-      </w:r>
-    </w:p>
-    <w:p>
-      <w:pPr>
-        <w:pStyle w:val="ListBullet"/>
-      </w:pPr>
-      <w:r>
-        <w:t>I can compute gradient, divergence, curl, and Laplacian in Cartesian coordinates and use the two vanishing identities.</w:t>
-      </w:r>
-    </w:p>
-    <w:p>
-      <w:pPr>
-        <w:pStyle w:val="ListBullet"/>
-      </w:pPr>
-      <w:r>
-        <w:t>I can expand a function to a stated order in a named small parameter and estimate the first neglected term.</w:t>
-      </w:r>
-    </w:p>
-    <w:p>
-      <w:pPr>
-        <w:pStyle w:val="ListBullet"/>
-      </w:pPr>
-      <w:r>
-        <w:t>I can transform a function to wave-number space with the course convention and recognize the delta function when it appears.</w:t>
-      </w:r>
-    </w:p>
-    <w:p>
-      <w:pPr>
-        <w:pStyle w:val="ListBullet"/>
-      </w:pPr>
-      <w:r>
-        <w:t>I can solve a linear constant-coefficient ordinary differential equation with the exponential ansatz and fit the initial conditions.</w:t>
+        <w:t>Before moving on, do the Core exercises without looking at the solutions and state this lesson's main result from memory. If both go smoothly, continue; if not, reread the sections the missed exercises cite.</w:t>
       </w:r>
     </w:p>
     <w:p>
@@ -7136,7 +7963,7 @@
         <w:color w:val="5A5A5A"/>
         <w:sz w:val="16"/>
       </w:rPr>
-      <w:t>QED Course   Lesson 2</w:t>
+      <w:t>A QED Course   Lesson 2</w:t>
     </w:r>
   </w:p>
 </w:hdr>
